--- a/ОС_Лаб_4.docx
+++ b/ОС_Лаб_4.docx
@@ -778,7 +778,6 @@
           <w:b/>
           <w:sz w:val="32"/>
           <w:szCs w:val="28"/>
-          <w:lang w:val="en-US"/>
         </w:rPr>
       </w:pPr>
       <w:r>
@@ -799,16 +798,12 @@
         <w:rPr>
           <w:sz w:val="28"/>
           <w:szCs w:val="28"/>
-          <w:lang w:val="en-US"/>
         </w:rPr>
         <w:t>6</w:t>
       </w:r>
     </w:p>
     <w:p/>
     <w:p>
-      <w:pPr>
-        <w:jc w:val="center"/>
-      </w:pPr>
       <w:r>
         <w:lastRenderedPageBreak/>
         <w:t>Задание №1</w:t>
@@ -925,6 +920,11 @@
     <w:p>
       <w:pPr>
         <w:jc w:val="center"/>
+      </w:pPr>
+    </w:p>
+    <w:p>
+      <w:pPr>
+        <w:jc w:val="center"/>
         <w:rPr>
           <w:b/>
           <w:bCs/>
@@ -944,15 +944,9 @@
     <w:p>
       <w:pPr>
         <w:jc w:val="center"/>
-        <w:rPr>
-          <w:lang w:val="en-US"/>
-        </w:rPr>
-      </w:pPr>
-    </w:p>
-    <w:p>
-      <w:pPr>
-        <w:jc w:val="center"/>
-      </w:pPr>
+      </w:pPr>
+    </w:p>
+    <w:p>
       <w:r>
         <w:t>Задание №2</w:t>
       </w:r>
@@ -1024,26 +1018,17 @@
       <w:pPr>
         <w:jc w:val="center"/>
       </w:pPr>
+    </w:p>
+    <w:p>
+      <w:pPr>
+        <w:jc w:val="center"/>
+      </w:pPr>
       <w:r>
         <w:t>Рис.2 – Содержимое диска</w:t>
       </w:r>
     </w:p>
     <w:p>
       <w:pPr>
-        <w:jc w:val="center"/>
-      </w:pPr>
-    </w:p>
-    <w:p>
-      <w:pPr>
-        <w:jc w:val="center"/>
-        <w:rPr>
-          <w:lang w:val="en-US"/>
-        </w:rPr>
-      </w:pPr>
-    </w:p>
-    <w:p>
-      <w:pPr>
-        <w:jc w:val="center"/>
         <w:rPr>
           <w:lang w:val="en-US"/>
         </w:rPr>
@@ -1126,6 +1111,11 @@
       <w:pPr>
         <w:jc w:val="center"/>
       </w:pPr>
+    </w:p>
+    <w:p>
+      <w:pPr>
+        <w:jc w:val="center"/>
+      </w:pPr>
       <w:r>
         <w:t>Рис.3 – создание каталога «</w:t>
       </w:r>
@@ -1145,9 +1135,6 @@
       </w:pPr>
     </w:p>
     <w:p>
-      <w:pPr>
-        <w:jc w:val="center"/>
-      </w:pPr>
       <w:r>
         <w:t>Задание №4</w:t>
       </w:r>
@@ -1223,6 +1210,11 @@
       <w:pPr>
         <w:jc w:val="center"/>
       </w:pPr>
+    </w:p>
+    <w:p>
+      <w:pPr>
+        <w:jc w:val="center"/>
+      </w:pPr>
       <w:r>
         <w:t>Рис.4 – переход в каталог «</w:t>
       </w:r>
@@ -1252,19 +1244,6 @@
       </w:pPr>
     </w:p>
     <w:p>
-      <w:pPr>
-        <w:jc w:val="center"/>
-      </w:pPr>
-    </w:p>
-    <w:p>
-      <w:pPr>
-        <w:jc w:val="center"/>
-      </w:pPr>
-    </w:p>
-    <w:p>
-      <w:pPr>
-        <w:jc w:val="center"/>
-      </w:pPr>
       <w:r>
         <w:lastRenderedPageBreak/>
         <w:t>Задание №5</w:t>
@@ -1340,9 +1319,11 @@
     <w:p>
       <w:pPr>
         <w:jc w:val="center"/>
-        <w:rPr>
-          <w:lang w:val="en-US"/>
-        </w:rPr>
+      </w:pPr>
+    </w:p>
+    <w:p>
+      <w:pPr>
+        <w:jc w:val="center"/>
       </w:pPr>
       <w:r>
         <w:t xml:space="preserve">Рис.5 – запрос версии </w:t>
@@ -1366,15 +1347,9 @@
     <w:p>
       <w:pPr>
         <w:jc w:val="center"/>
-        <w:rPr>
-          <w:lang w:val="en-US"/>
-        </w:rPr>
-      </w:pPr>
-    </w:p>
-    <w:p>
-      <w:pPr>
-        <w:jc w:val="center"/>
-      </w:pPr>
+      </w:pPr>
+    </w:p>
+    <w:p>
       <w:r>
         <w:t>Задание №6</w:t>
       </w:r>
@@ -1449,9 +1424,11 @@
     <w:p>
       <w:pPr>
         <w:jc w:val="center"/>
-        <w:rPr>
-          <w:lang w:val="en-US"/>
-        </w:rPr>
+      </w:pPr>
+    </w:p>
+    <w:p>
+      <w:pPr>
+        <w:jc w:val="center"/>
       </w:pPr>
       <w:r>
         <w:t xml:space="preserve">Рис.6 – создание файла </w:t>
@@ -1475,47 +1452,19 @@
     <w:p>
       <w:pPr>
         <w:jc w:val="center"/>
-        <w:rPr>
-          <w:lang w:val="en-US"/>
-        </w:rPr>
-      </w:pPr>
-    </w:p>
-    <w:p>
-      <w:pPr>
-        <w:jc w:val="center"/>
-        <w:rPr>
-          <w:lang w:val="en-US"/>
-        </w:rPr>
-      </w:pPr>
-    </w:p>
-    <w:p>
-      <w:pPr>
-        <w:jc w:val="center"/>
-        <w:rPr>
-          <w:lang w:val="en-US"/>
-        </w:rPr>
-      </w:pPr>
-    </w:p>
-    <w:p>
-      <w:pPr>
-        <w:jc w:val="center"/>
-        <w:rPr>
-          <w:lang w:val="en-US"/>
-        </w:rPr>
-      </w:pPr>
-    </w:p>
-    <w:p>
-      <w:pPr>
-        <w:jc w:val="center"/>
-        <w:rPr>
-          <w:lang w:val="en-US"/>
-        </w:rPr>
-      </w:pPr>
-    </w:p>
-    <w:p>
-      <w:pPr>
-        <w:jc w:val="center"/>
-      </w:pPr>
+      </w:pPr>
+    </w:p>
+    <w:p>
+      <w:pPr>
+        <w:jc w:val="center"/>
+      </w:pPr>
+    </w:p>
+    <w:p>
+      <w:pPr>
+        <w:jc w:val="center"/>
+      </w:pPr>
+    </w:p>
+    <w:p>
       <w:r>
         <w:lastRenderedPageBreak/>
         <w:t>Задание №7</w:t>
@@ -1591,6 +1540,11 @@
     <w:p>
       <w:pPr>
         <w:jc w:val="center"/>
+      </w:pPr>
+    </w:p>
+    <w:p>
+      <w:pPr>
+        <w:jc w:val="center"/>
         <w:rPr>
           <w:lang w:val="en-US"/>
         </w:rPr>
@@ -1674,6 +1628,11 @@
     <w:p>
       <w:pPr>
         <w:jc w:val="center"/>
+      </w:pPr>
+    </w:p>
+    <w:p>
+      <w:pPr>
+        <w:jc w:val="center"/>
         <w:rPr>
           <w:lang w:val="en-US"/>
         </w:rPr>
@@ -1723,30 +1682,10 @@
     <w:p>
       <w:pPr>
         <w:jc w:val="center"/>
-        <w:rPr>
-          <w:lang w:val="en-US"/>
-        </w:rPr>
-      </w:pPr>
-    </w:p>
-    <w:p>
-      <w:pPr>
-        <w:jc w:val="center"/>
-        <w:rPr>
-          <w:lang w:val="en-US"/>
-        </w:rPr>
-      </w:pPr>
-    </w:p>
-    <w:p>
-      <w:pPr>
-        <w:jc w:val="center"/>
-        <w:rPr>
-          <w:lang w:val="en-US"/>
-        </w:rPr>
-      </w:pPr>
-    </w:p>
-    <w:p>
-      <w:pPr>
-        <w:jc w:val="center"/>
+      </w:pPr>
+    </w:p>
+    <w:p>
+      <w:pPr>
         <w:rPr>
           <w:lang w:val="en-US"/>
         </w:rPr>
@@ -1836,6 +1775,11 @@
       <w:pPr>
         <w:jc w:val="center"/>
       </w:pPr>
+    </w:p>
+    <w:p>
+      <w:pPr>
+        <w:jc w:val="center"/>
+      </w:pPr>
       <w:r>
         <w:t>Рис.9 – создание файла 2.</w:t>
       </w:r>
@@ -1861,9 +1805,6 @@
       </w:pPr>
     </w:p>
     <w:p>
-      <w:pPr>
-        <w:jc w:val="center"/>
-      </w:pPr>
       <w:r>
         <w:t>Задание №9</w:t>
       </w:r>
@@ -1937,64 +1878,41 @@
     <w:p>
       <w:pPr>
         <w:jc w:val="center"/>
-        <w:rPr>
-          <w:lang w:val="en-US"/>
-        </w:rPr>
+      </w:pPr>
+    </w:p>
+    <w:p>
+      <w:pPr>
+        <w:jc w:val="center"/>
       </w:pPr>
       <w:r>
         <w:t>Рис.10 – заполнение файла 2</w:t>
       </w:r>
       <w:r>
-        <w:rPr>
-          <w:lang w:val="en-US"/>
-        </w:rPr>
-        <w:t>.txt</w:t>
-      </w:r>
-    </w:p>
-    <w:p>
-      <w:pPr>
-        <w:jc w:val="center"/>
-        <w:rPr>
-          <w:lang w:val="en-US"/>
-        </w:rPr>
-      </w:pPr>
-    </w:p>
-    <w:p>
-      <w:pPr>
-        <w:jc w:val="center"/>
-        <w:rPr>
-          <w:lang w:val="en-US"/>
-        </w:rPr>
-      </w:pPr>
-    </w:p>
-    <w:p>
-      <w:pPr>
-        <w:jc w:val="center"/>
-        <w:rPr>
-          <w:lang w:val="en-US"/>
-        </w:rPr>
-      </w:pPr>
-    </w:p>
-    <w:p>
-      <w:pPr>
-        <w:jc w:val="center"/>
-        <w:rPr>
-          <w:lang w:val="en-US"/>
-        </w:rPr>
-      </w:pPr>
-    </w:p>
-    <w:p>
-      <w:pPr>
-        <w:jc w:val="center"/>
-        <w:rPr>
-          <w:lang w:val="en-US"/>
-        </w:rPr>
-      </w:pPr>
-    </w:p>
-    <w:p>
-      <w:pPr>
-        <w:jc w:val="center"/>
-      </w:pPr>
+        <w:t>.</w:t>
+      </w:r>
+      <w:r>
+        <w:rPr>
+          <w:lang w:val="en-US"/>
+        </w:rPr>
+        <w:t>txt</w:t>
+      </w:r>
+    </w:p>
+    <w:p>
+      <w:pPr>
+        <w:jc w:val="center"/>
+      </w:pPr>
+    </w:p>
+    <w:p>
+      <w:pPr>
+        <w:jc w:val="center"/>
+      </w:pPr>
+    </w:p>
+    <w:p>
+      <w:pPr>
+        <w:jc w:val="center"/>
+      </w:pPr>
+    </w:p>
+    <w:p>
       <w:r>
         <w:lastRenderedPageBreak/>
         <w:t>Задание №10</w:t>
@@ -2070,32 +1988,31 @@
     <w:p>
       <w:pPr>
         <w:jc w:val="center"/>
-        <w:rPr>
-          <w:lang w:val="en-US"/>
-        </w:rPr>
+      </w:pPr>
+    </w:p>
+    <w:p>
+      <w:pPr>
+        <w:jc w:val="center"/>
       </w:pPr>
       <w:r>
         <w:t xml:space="preserve">Рис.11 – содержимое файла </w:t>
       </w:r>
       <w:r>
-        <w:rPr>
-          <w:lang w:val="en-US"/>
-        </w:rPr>
-        <w:t>2.txt</w:t>
-      </w:r>
-    </w:p>
-    <w:p>
-      <w:pPr>
-        <w:jc w:val="center"/>
-        <w:rPr>
-          <w:lang w:val="en-US"/>
-        </w:rPr>
-      </w:pPr>
-    </w:p>
-    <w:p>
-      <w:pPr>
-        <w:jc w:val="center"/>
-      </w:pPr>
+        <w:t>2.</w:t>
+      </w:r>
+      <w:r>
+        <w:rPr>
+          <w:lang w:val="en-US"/>
+        </w:rPr>
+        <w:t>txt</w:t>
+      </w:r>
+    </w:p>
+    <w:p>
+      <w:pPr>
+        <w:jc w:val="center"/>
+      </w:pPr>
+    </w:p>
+    <w:p>
       <w:r>
         <w:t>Задание №11</w:t>
       </w:r>
@@ -2170,64 +2087,41 @@
     <w:p>
       <w:pPr>
         <w:jc w:val="center"/>
-        <w:rPr>
-          <w:lang w:val="en-US"/>
-        </w:rPr>
+      </w:pPr>
+    </w:p>
+    <w:p>
+      <w:pPr>
+        <w:jc w:val="center"/>
       </w:pPr>
       <w:r>
         <w:t>Рис.12 – копирование файла 2</w:t>
       </w:r>
       <w:r>
-        <w:rPr>
-          <w:lang w:val="en-US"/>
-        </w:rPr>
-        <w:t>.txt</w:t>
-      </w:r>
-    </w:p>
-    <w:p>
-      <w:pPr>
-        <w:jc w:val="center"/>
-        <w:rPr>
-          <w:lang w:val="en-US"/>
-        </w:rPr>
-      </w:pPr>
-    </w:p>
-    <w:p>
-      <w:pPr>
-        <w:jc w:val="center"/>
-        <w:rPr>
-          <w:lang w:val="en-US"/>
-        </w:rPr>
-      </w:pPr>
-    </w:p>
-    <w:p>
-      <w:pPr>
-        <w:jc w:val="center"/>
-        <w:rPr>
-          <w:lang w:val="en-US"/>
-        </w:rPr>
-      </w:pPr>
-    </w:p>
-    <w:p>
-      <w:pPr>
-        <w:jc w:val="center"/>
-        <w:rPr>
-          <w:lang w:val="en-US"/>
-        </w:rPr>
-      </w:pPr>
-    </w:p>
-    <w:p>
-      <w:pPr>
-        <w:jc w:val="center"/>
-        <w:rPr>
-          <w:lang w:val="en-US"/>
-        </w:rPr>
-      </w:pPr>
-    </w:p>
-    <w:p>
-      <w:pPr>
-        <w:jc w:val="center"/>
-      </w:pPr>
+        <w:t>.</w:t>
+      </w:r>
+      <w:r>
+        <w:rPr>
+          <w:lang w:val="en-US"/>
+        </w:rPr>
+        <w:t>txt</w:t>
+      </w:r>
+    </w:p>
+    <w:p>
+      <w:pPr>
+        <w:jc w:val="center"/>
+      </w:pPr>
+    </w:p>
+    <w:p>
+      <w:pPr>
+        <w:jc w:val="center"/>
+      </w:pPr>
+    </w:p>
+    <w:p>
+      <w:pPr>
+        <w:jc w:val="center"/>
+      </w:pPr>
+    </w:p>
+    <w:p>
       <w:r>
         <w:lastRenderedPageBreak/>
         <w:t>Задание №12</w:t>
@@ -2303,9 +2197,11 @@
     <w:p>
       <w:pPr>
         <w:jc w:val="center"/>
-        <w:rPr>
-          <w:lang w:val="en-US"/>
-        </w:rPr>
+      </w:pPr>
+    </w:p>
+    <w:p>
+      <w:pPr>
+        <w:jc w:val="center"/>
       </w:pPr>
       <w:r>
         <w:t xml:space="preserve">Рис.13 – сравнение файлов </w:t>
@@ -2347,14 +2243,10 @@
     <w:p>
       <w:pPr>
         <w:jc w:val="center"/>
-        <w:rPr>
-          <w:lang w:val="en-US"/>
-        </w:rPr>
-      </w:pPr>
-    </w:p>
-    <w:p>
-      <w:pPr>
-        <w:jc w:val="center"/>
+      </w:pPr>
+    </w:p>
+    <w:p>
+      <w:pPr>
         <w:rPr>
           <w:lang w:val="en-US"/>
         </w:rPr>
@@ -2437,6 +2329,11 @@
       <w:pPr>
         <w:jc w:val="center"/>
       </w:pPr>
+    </w:p>
+    <w:p>
+      <w:pPr>
+        <w:jc w:val="center"/>
+      </w:pPr>
       <w:r>
         <w:t>Рис.14 – переход в корневой каталог</w:t>
       </w:r>
@@ -2457,19 +2354,6 @@
       </w:pPr>
     </w:p>
     <w:p>
-      <w:pPr>
-        <w:jc w:val="center"/>
-      </w:pPr>
-    </w:p>
-    <w:p>
-      <w:pPr>
-        <w:jc w:val="center"/>
-      </w:pPr>
-    </w:p>
-    <w:p>
-      <w:pPr>
-        <w:jc w:val="center"/>
-      </w:pPr>
       <w:r>
         <w:lastRenderedPageBreak/>
         <w:t>Задание №14</w:t>
@@ -2540,6 +2424,11 @@
           </wp:inline>
         </w:drawing>
       </w:r>
+    </w:p>
+    <w:p>
+      <w:pPr>
+        <w:jc w:val="center"/>
+      </w:pPr>
     </w:p>
     <w:p>
       <w:pPr>
@@ -3041,6 +2930,7 @@
   <w:style w:type="character" w:default="1" w:styleId="a0">
     <w:name w:val="Default Paragraph Font"/>
     <w:uiPriority w:val="1"/>
+    <w:semiHidden/>
     <w:unhideWhenUsed/>
   </w:style>
   <w:style w:type="table" w:default="1" w:styleId="a1">
